--- a/Articles/2026/3_DaVinci_Tips_and_Tricks/Enlightenment Summer Article Ideas/3 How to fix the scaling of the Image.docx
+++ b/Articles/2026/3_DaVinci_Tips_and_Tricks/Enlightenment Summer Article Ideas/3 How to fix the scaling of the Image.docx
@@ -39,14 +39,11 @@
     </w:p>
     <w:p>
       <w:r>
-        <w:rPr>
-          <w:noProof/>
-        </w:rPr>
         <w:drawing>
-          <wp:inline distT="0" distB="0" distL="0" distR="0" wp14:anchorId="6776A551" wp14:editId="4DB1123B">
-            <wp:extent cx="2400635" cy="1057423"/>
-            <wp:effectExtent l="76200" t="76200" r="133350" b="142875"/>
-            <wp:docPr id="691056888" name="Picture 1"/>
+          <wp:inline distT="0" distB="0" distL="0" distR="0" wp14:anchorId="63A842F7" wp14:editId="740F4838">
+            <wp:extent cx="2818826" cy="1306286"/>
+            <wp:effectExtent l="0" t="0" r="635" b="8255"/>
+            <wp:docPr id="1674815365" name="Picture 1"/>
             <wp:cNvGraphicFramePr>
               <a:graphicFrameLocks xmlns:a="http://schemas.openxmlformats.org/drawingml/2006/main" noChangeAspect="1"/>
             </wp:cNvGraphicFramePr>
@@ -54,7 +51,7 @@
               <a:graphicData uri="http://schemas.openxmlformats.org/drawingml/2006/picture">
                 <pic:pic xmlns:pic="http://schemas.openxmlformats.org/drawingml/2006/picture">
                   <pic:nvPicPr>
-                    <pic:cNvPr id="691056888" name=""/>
+                    <pic:cNvPr id="1674815365" name=""/>
                     <pic:cNvPicPr/>
                   </pic:nvPicPr>
                   <pic:blipFill>
@@ -66,25 +63,11 @@
                   <pic:spPr>
                     <a:xfrm>
                       <a:off x="0" y="0"/>
-                      <a:ext cx="2400635" cy="1057423"/>
+                      <a:ext cx="2823645" cy="1308519"/>
                     </a:xfrm>
                     <a:prstGeom prst="rect">
                       <a:avLst/>
                     </a:prstGeom>
-                    <a:ln w="38100" cap="sq">
-                      <a:solidFill>
-                        <a:srgbClr val="000000"/>
-                      </a:solidFill>
-                      <a:prstDash val="solid"/>
-                      <a:miter lim="800000"/>
-                    </a:ln>
-                    <a:effectLst>
-                      <a:outerShdw blurRad="50800" dist="38100" dir="2700000" algn="tl" rotWithShape="0">
-                        <a:srgbClr val="000000">
-                          <a:alpha val="43000"/>
-                        </a:srgbClr>
-                      </a:outerShdw>
-                    </a:effectLst>
                   </pic:spPr>
                 </pic:pic>
               </a:graphicData>
@@ -102,13 +85,6 @@
           <w:bCs/>
         </w:rPr>
         <w:t>Image Scaling</w:t>
-      </w:r>
-    </w:p>
-    <w:p>
-      <w:r>
-        <w:pict w14:anchorId="51CF0ACE">
-          <v:rect id="_x0000_i1025" style="width:0;height:1.5pt" o:hralign="center" o:hrstd="t" o:hr="t" fillcolor="#a0a0a0" stroked="f"/>
-        </w:pict>
       </w:r>
     </w:p>
     <w:p>
@@ -164,8 +140,8 @@
           <w:noProof/>
         </w:rPr>
         <w:drawing>
-          <wp:inline distT="0" distB="0" distL="0" distR="0" wp14:anchorId="1D153A4D" wp14:editId="7F204D88">
-            <wp:extent cx="3733800" cy="3548719"/>
+          <wp:inline distT="0" distB="0" distL="0" distR="0" wp14:anchorId="1D153A4D" wp14:editId="3438FB19">
+            <wp:extent cx="4879171" cy="4637314"/>
             <wp:effectExtent l="0" t="0" r="0" b="0"/>
             <wp:docPr id="1023147705" name="Picture 1"/>
             <wp:cNvGraphicFramePr>
@@ -187,7 +163,7 @@
                   <pic:spPr>
                     <a:xfrm>
                       <a:off x="0" y="0"/>
-                      <a:ext cx="3737487" cy="3552223"/>
+                      <a:ext cx="4898996" cy="4656156"/>
                     </a:xfrm>
                     <a:prstGeom prst="rect">
                       <a:avLst/>
@@ -218,7 +194,7 @@
     <w:p/>
     <w:sectPr>
       <w:pgSz w:w="12240" w:h="15840"/>
-      <w:pgMar w:top="1440" w:right="1440" w:bottom="1440" w:left="1440" w:header="720" w:footer="720" w:gutter="0"/>
+      <w:pgMar w:top="540" w:right="1440" w:bottom="1440" w:left="1440" w:header="720" w:footer="720" w:gutter="0"/>
       <w:cols w:space="720"/>
       <w:docGrid w:linePitch="360"/>
     </w:sectPr>

--- a/Articles/2026/3_DaVinci_Tips_and_Tricks/Enlightenment Summer Article Ideas/3 How to fix the scaling of the Image.docx
+++ b/Articles/2026/3_DaVinci_Tips_and_Tricks/Enlightenment Summer Article Ideas/3 How to fix the scaling of the Image.docx
@@ -39,6 +39,9 @@
     </w:p>
     <w:p>
       <w:r>
+        <w:rPr>
+          <w:noProof/>
+        </w:rPr>
         <w:drawing>
           <wp:inline distT="0" distB="0" distL="0" distR="0" wp14:anchorId="63A842F7" wp14:editId="740F4838">
             <wp:extent cx="2818826" cy="1306286"/>
@@ -189,7 +192,15 @@
         <w:t>Just because it is cropped, it is not lost. We can still use it when we go to move the window, and this is exactly the behavior that we need.</w:t>
       </w:r>
     </w:p>
-    <w:p/>
+    <w:p>
+      <w:r>
+        <w:t>With the scaling set to “Scale full frame with crop,” your artwork now fits the theater viewport the way it was meant to — balanced, centered, and ready for its close</w:t>
+      </w:r>
+      <w:r>
+        <w:noBreakHyphen/>
+        <w:t>up. Think of this step as tailoring the frame before the performance begins. Once the fit is right, every move you make inside the viewport becomes easier, cleaner, and more expressive. Now your project has the perfect foundation to shine.</w:t>
+      </w:r>
+    </w:p>
     <w:p/>
     <w:p/>
     <w:sectPr>
